--- a/Portfolio's_Kenan/portfolio Kenan Sahin.docx
+++ b/Portfolio's_Kenan/portfolio Kenan Sahin.docx
@@ -260,14 +260,12 @@
         </w:rPr>
         <w:t xml:space="preserve">share. I am however confident that both me and my teammates will understand what this project is supposed to look like along the </w:t>
       </w:r>
-      <w:proofErr w:type="gramStart"/>
       <w:r>
         <w:rPr>
           <w:lang w:val="en-US"/>
         </w:rPr>
         <w:t>way</w:t>
       </w:r>
-      <w:proofErr w:type="gramEnd"/>
       <w:r>
         <w:rPr>
           <w:lang w:val="en-US"/>
@@ -361,7 +359,19 @@
         <w:rPr>
           <w:lang w:val="en-US"/>
         </w:rPr>
-        <w:t>The handbook code and artificial blueprint is where we brought all our ideas together. I also improved part of last week’s work using the feedback we got and new things we learned.</w:t>
+        <w:t>The handbook code and artificial blueprint is where we brought all our ideas together. I also improved part of last week’s work using the feedback we got and new things we learned</w:t>
+      </w:r>
+      <w:r>
+        <w:rPr>
+          <w:lang w:val="en-US"/>
+        </w:rPr>
+        <w:t xml:space="preserve"> in class</w:t>
+      </w:r>
+      <w:r>
+        <w:rPr>
+          <w:lang w:val="en-US"/>
+        </w:rPr>
+        <w:t>.</w:t>
       </w:r>
     </w:p>
     <w:p>
@@ -450,6 +460,193 @@
           <w:lang w:val="en-US"/>
         </w:rPr>
         <w:t>outcomes of the tests we ran using AI and what could be improved based on the answers we got. However, I do think that we as a team are not using our roles very strictly and we try to give each other different tasks so that we as a team all understand the entire project every step of the way.</w:t>
+      </w:r>
+    </w:p>
+    <w:p>
+      <w:pPr>
+        <w:rPr>
+          <w:lang w:val="en-US"/>
+        </w:rPr>
+      </w:pPr>
+      <w:r>
+        <w:rPr>
+          <w:lang w:val="en-US"/>
+        </w:rPr>
+        <w:br w:type="page"/>
+      </w:r>
+    </w:p>
+    <w:p>
+      <w:pPr>
+        <w:pStyle w:val="Heading1"/>
+        <w:rPr>
+          <w:lang w:val="en-US"/>
+        </w:rPr>
+      </w:pPr>
+      <w:r>
+        <w:rPr>
+          <w:lang w:val="en-US"/>
+        </w:rPr>
+        <w:lastRenderedPageBreak/>
+        <w:t>Week 3</w:t>
+      </w:r>
+    </w:p>
+    <w:p>
+      <w:pPr>
+        <w:pStyle w:val="Heading2"/>
+        <w:rPr>
+          <w:lang w:val="en-US"/>
+        </w:rPr>
+      </w:pPr>
+      <w:r>
+        <w:rPr>
+          <w:lang w:val="en-US"/>
+        </w:rPr>
+        <w:t>What did my team publish?</w:t>
+      </w:r>
+    </w:p>
+    <w:p>
+      <w:pPr>
+        <w:rPr>
+          <w:lang w:val="en-US"/>
+        </w:rPr>
+      </w:pPr>
+      <w:r>
+        <w:rPr>
+          <w:lang w:val="en-US"/>
+        </w:rPr>
+        <w:t>A handbook page about how AI can be used safely within a company. How employees should use AI and how to handle sensitive information.</w:t>
+      </w:r>
+    </w:p>
+    <w:p>
+      <w:pPr>
+        <w:rPr>
+          <w:lang w:val="en-US"/>
+        </w:rPr>
+      </w:pPr>
+    </w:p>
+    <w:p>
+      <w:pPr>
+        <w:pStyle w:val="Heading2"/>
+        <w:rPr>
+          <w:lang w:val="en-US"/>
+        </w:rPr>
+      </w:pPr>
+      <w:r>
+        <w:rPr>
+          <w:lang w:val="en-US"/>
+        </w:rPr>
+        <w:t>What did I contribute to it?</w:t>
+      </w:r>
+    </w:p>
+    <w:p>
+      <w:pPr>
+        <w:rPr>
+          <w:lang w:val="en-US"/>
+        </w:rPr>
+      </w:pPr>
+      <w:r>
+        <w:rPr>
+          <w:lang w:val="en-US"/>
+        </w:rPr>
+        <w:t>I wrote the new handbook page and discussed it with my team. After some improvements and discussions, we had the handbook page ready. I also participated in other discussions about the work of my teammates.</w:t>
+      </w:r>
+    </w:p>
+    <w:p>
+      <w:pPr>
+        <w:rPr>
+          <w:lang w:val="en-US"/>
+        </w:rPr>
+      </w:pPr>
+    </w:p>
+    <w:p>
+      <w:pPr>
+        <w:pStyle w:val="Heading2"/>
+        <w:rPr>
+          <w:lang w:val="en-US"/>
+        </w:rPr>
+      </w:pPr>
+      <w:r>
+        <w:rPr>
+          <w:lang w:val="en-US"/>
+        </w:rPr>
+        <w:t>What did the gates ask, and what did we change?</w:t>
+      </w:r>
+    </w:p>
+    <w:p>
+      <w:pPr>
+        <w:rPr>
+          <w:lang w:val="en-US"/>
+        </w:rPr>
+      </w:pPr>
+      <w:r>
+        <w:rPr>
+          <w:lang w:val="en-US"/>
+        </w:rPr>
+        <w:t xml:space="preserve">There were some questions about the source quality criteria which we changed. We made a distinction between the AAOCC model and the </w:t>
+      </w:r>
+      <w:r>
+        <w:rPr>
+          <w:lang w:val="en-US"/>
+        </w:rPr>
+        <w:t>criteria</w:t>
+      </w:r>
+      <w:r>
+        <w:rPr>
+          <w:lang w:val="en-US"/>
+        </w:rPr>
+        <w:t xml:space="preserve">, where the AAOCC model is there to validate a source, the criteria </w:t>
+      </w:r>
+      <w:r>
+        <w:rPr>
+          <w:lang w:val="en-US"/>
+        </w:rPr>
+        <w:t>validate</w:t>
+      </w:r>
+      <w:r>
+        <w:rPr>
+          <w:lang w:val="en-US"/>
+        </w:rPr>
+        <w:t xml:space="preserve"> the article.</w:t>
+      </w:r>
+      <w:r>
+        <w:rPr>
+          <w:lang w:val="en-US"/>
+        </w:rPr>
+        <w:t xml:space="preserve"> We also added more emphasis on our different roles as teammates.</w:t>
+      </w:r>
+    </w:p>
+    <w:p>
+      <w:pPr>
+        <w:rPr>
+          <w:lang w:val="en-US"/>
+        </w:rPr>
+      </w:pPr>
+    </w:p>
+    <w:p>
+      <w:pPr>
+        <w:pStyle w:val="Heading2"/>
+        <w:rPr>
+          <w:lang w:val="en-US"/>
+        </w:rPr>
+      </w:pPr>
+      <w:r>
+        <w:rPr>
+          <w:lang w:val="en-US"/>
+        </w:rPr>
+        <w:t>What did my build role produce?</w:t>
+      </w:r>
+    </w:p>
+    <w:p>
+      <w:pPr>
+        <w:rPr>
+          <w:lang w:val="en-US"/>
+        </w:rPr>
+      </w:pPr>
+      <w:r>
+        <w:rPr>
+          <w:lang w:val="en-US"/>
+        </w:rPr>
+        <w:t>My build role mainly produced a new handbook page, improvements upon the PRD and working together with my teammates to ensure that the architectural blueprint aligns with the PRD.</w:t>
       </w:r>
     </w:p>
     <w:sectPr>

--- a/Portfolio's_Kenan/portfolio Kenan Sahin.docx
+++ b/Portfolio's_Kenan/portfolio Kenan Sahin.docx
@@ -647,6 +647,191 @@
           <w:lang w:val="en-US"/>
         </w:rPr>
         <w:t>My build role mainly produced a new handbook page, improvements upon the PRD and working together with my teammates to ensure that the architectural blueprint aligns with the PRD.</w:t>
+      </w:r>
+    </w:p>
+    <w:p>
+      <w:pPr>
+        <w:rPr>
+          <w:lang w:val="en-US"/>
+        </w:rPr>
+      </w:pPr>
+      <w:r>
+        <w:rPr>
+          <w:lang w:val="en-US"/>
+        </w:rPr>
+        <w:br w:type="page"/>
+      </w:r>
+    </w:p>
+    <w:p>
+      <w:pPr>
+        <w:pStyle w:val="Heading1"/>
+        <w:rPr>
+          <w:lang w:val="en-US"/>
+        </w:rPr>
+      </w:pPr>
+      <w:r>
+        <w:rPr>
+          <w:lang w:val="en-US"/>
+        </w:rPr>
+        <w:lastRenderedPageBreak/>
+        <w:t>Week 4</w:t>
+      </w:r>
+    </w:p>
+    <w:p>
+      <w:pPr>
+        <w:pStyle w:val="Heading2"/>
+        <w:rPr>
+          <w:lang w:val="en-US"/>
+        </w:rPr>
+      </w:pPr>
+      <w:r>
+        <w:rPr>
+          <w:lang w:val="en-US"/>
+        </w:rPr>
+        <w:t>What did my team publish?</w:t>
+      </w:r>
+    </w:p>
+    <w:p>
+      <w:pPr>
+        <w:rPr>
+          <w:lang w:val="en-US"/>
+        </w:rPr>
+      </w:pPr>
+      <w:r>
+        <w:rPr>
+          <w:lang w:val="en-US"/>
+        </w:rPr>
+        <w:t>We revisited our AI model based on the feedback we had gotten from the mini-</w:t>
+      </w:r>
+      <w:proofErr w:type="spellStart"/>
+      <w:r>
+        <w:rPr>
+          <w:lang w:val="en-US"/>
+        </w:rPr>
+        <w:t>cbi</w:t>
+      </w:r>
+      <w:proofErr w:type="spellEnd"/>
+      <w:r>
+        <w:rPr>
+          <w:lang w:val="en-US"/>
+        </w:rPr>
+        <w:t>. We also changed some things in our PRD about the source quality control. We did not find what should have been in the handbook page so we wrote an email asking what the contents of it should be.</w:t>
+      </w:r>
+    </w:p>
+    <w:p>
+      <w:pPr>
+        <w:rPr>
+          <w:lang w:val="en-US"/>
+        </w:rPr>
+      </w:pPr>
+    </w:p>
+    <w:p>
+      <w:pPr>
+        <w:pStyle w:val="Heading2"/>
+        <w:rPr>
+          <w:lang w:val="en-US"/>
+        </w:rPr>
+      </w:pPr>
+      <w:r>
+        <w:rPr>
+          <w:lang w:val="en-US"/>
+        </w:rPr>
+        <w:t>What did I contribute to it?</w:t>
+      </w:r>
+    </w:p>
+    <w:p>
+      <w:pPr>
+        <w:rPr>
+          <w:lang w:val="en-US"/>
+        </w:rPr>
+      </w:pPr>
+      <w:r>
+        <w:rPr>
+          <w:lang w:val="en-US"/>
+        </w:rPr>
+        <w:t>I mainly helped with sharpening the AI model and I wrote an explanation of how the source quality control works in general and how it will be utilized by the AI model. I also wrote an email asking about the handbook page.</w:t>
+      </w:r>
+    </w:p>
+    <w:p>
+      <w:pPr>
+        <w:rPr>
+          <w:lang w:val="en-US"/>
+        </w:rPr>
+      </w:pPr>
+    </w:p>
+    <w:p>
+      <w:pPr>
+        <w:pStyle w:val="Heading2"/>
+        <w:rPr>
+          <w:lang w:val="en-US"/>
+        </w:rPr>
+      </w:pPr>
+      <w:r>
+        <w:rPr>
+          <w:lang w:val="en-US"/>
+        </w:rPr>
+        <w:t>What did the gates ask, and what did we change?</w:t>
+      </w:r>
+    </w:p>
+    <w:p>
+      <w:pPr>
+        <w:rPr>
+          <w:lang w:val="en-US"/>
+        </w:rPr>
+      </w:pPr>
+      <w:r>
+        <w:rPr>
+          <w:lang w:val="en-US"/>
+        </w:rPr>
+        <w:t>The main questions we got during the mini-</w:t>
+      </w:r>
+      <w:proofErr w:type="spellStart"/>
+      <w:r>
+        <w:rPr>
+          <w:lang w:val="en-US"/>
+        </w:rPr>
+        <w:t>cbi</w:t>
+      </w:r>
+      <w:proofErr w:type="spellEnd"/>
+      <w:r>
+        <w:rPr>
+          <w:lang w:val="en-US"/>
+        </w:rPr>
+        <w:t xml:space="preserve"> was about the source quality control and how it would work within the AI model. Also, the performance of the AI model was mentioned and how it works in general. Based on these questions we made some improvements to our AI model and cleared up some questions about the source quality control within the AI model.</w:t>
+      </w:r>
+    </w:p>
+    <w:p>
+      <w:pPr>
+        <w:rPr>
+          <w:lang w:val="en-US"/>
+        </w:rPr>
+      </w:pPr>
+    </w:p>
+    <w:p>
+      <w:pPr>
+        <w:pStyle w:val="Heading2"/>
+        <w:rPr>
+          <w:lang w:val="en-US"/>
+        </w:rPr>
+      </w:pPr>
+      <w:r>
+        <w:rPr>
+          <w:lang w:val="en-US"/>
+        </w:rPr>
+        <w:t>What did my build role produce?</w:t>
+      </w:r>
+    </w:p>
+    <w:p>
+      <w:pPr>
+        <w:rPr>
+          <w:lang w:val="en-US"/>
+        </w:rPr>
+      </w:pPr>
+      <w:r>
+        <w:rPr>
+          <w:lang w:val="en-US"/>
+        </w:rPr>
+        <w:t>My build role mainly produced an email asking about the handbook page, an explanation of how the source quality control works within the AI model and took part in sharpening the AI model.</w:t>
       </w:r>
     </w:p>
     <w:sectPr>

--- a/Portfolio's_Kenan/portfolio Kenan Sahin.docx
+++ b/Portfolio's_Kenan/portfolio Kenan Sahin.docx
@@ -516,6 +516,26 @@
         </w:rPr>
         <w:t>A handbook page about how AI can be used safely within a company. How employees should use AI and how to handle sensitive information.</w:t>
       </w:r>
+      <w:r>
+        <w:rPr>
+          <w:lang w:val="en-US"/>
+        </w:rPr>
+        <w:t xml:space="preserve"> An interview guide for </w:t>
+      </w:r>
+      <w:proofErr w:type="spellStart"/>
+      <w:r>
+        <w:rPr>
+          <w:lang w:val="en-US"/>
+        </w:rPr>
+        <w:t>Waterkracht</w:t>
+      </w:r>
+      <w:proofErr w:type="spellEnd"/>
+      <w:r>
+        <w:rPr>
+          <w:lang w:val="en-US"/>
+        </w:rPr>
+        <w:t>.</w:t>
+      </w:r>
     </w:p>
     <w:p>
       <w:pPr>
@@ -647,6 +667,12 @@
           <w:lang w:val="en-US"/>
         </w:rPr>
         <w:t>My build role mainly produced a new handbook page, improvements upon the PRD and working together with my teammates to ensure that the architectural blueprint aligns with the PRD.</w:t>
+      </w:r>
+      <w:r>
+        <w:rPr>
+          <w:lang w:val="en-US"/>
+        </w:rPr>
+        <w:t xml:space="preserve"> Also worked together with my teammates to make sure our visions of the interview guide was aligned.</w:t>
       </w:r>
     </w:p>
     <w:p>
@@ -832,6 +858,197 @@
           <w:lang w:val="en-US"/>
         </w:rPr>
         <w:t>My build role mainly produced an email asking about the handbook page, an explanation of how the source quality control works within the AI model and took part in sharpening the AI model.</w:t>
+      </w:r>
+    </w:p>
+    <w:p>
+      <w:pPr>
+        <w:rPr>
+          <w:lang w:val="en-US"/>
+        </w:rPr>
+      </w:pPr>
+      <w:r>
+        <w:rPr>
+          <w:lang w:val="en-US"/>
+        </w:rPr>
+        <w:br w:type="page"/>
+      </w:r>
+    </w:p>
+    <w:p>
+      <w:pPr>
+        <w:pStyle w:val="Heading1"/>
+        <w:rPr>
+          <w:lang w:val="en-US"/>
+        </w:rPr>
+      </w:pPr>
+      <w:r>
+        <w:rPr>
+          <w:lang w:val="en-US"/>
+        </w:rPr>
+        <w:lastRenderedPageBreak/>
+        <w:t>Week 5</w:t>
+      </w:r>
+    </w:p>
+    <w:p>
+      <w:pPr>
+        <w:pStyle w:val="Heading2"/>
+        <w:rPr>
+          <w:lang w:val="en-US"/>
+        </w:rPr>
+      </w:pPr>
+      <w:r>
+        <w:rPr>
+          <w:lang w:val="en-US"/>
+        </w:rPr>
+        <w:t>What did my team publish?</w:t>
+      </w:r>
+    </w:p>
+    <w:p>
+      <w:pPr>
+        <w:rPr>
+          <w:lang w:val="en-US"/>
+        </w:rPr>
+      </w:pPr>
+      <w:r>
+        <w:rPr>
+          <w:lang w:val="en-US"/>
+        </w:rPr>
+        <w:t xml:space="preserve">We published two handbook pages. One about the challenges that SME’s face when implementing AI and the risks which come with that. Another about what </w:t>
+      </w:r>
+      <w:proofErr w:type="spellStart"/>
+      <w:r>
+        <w:rPr>
+          <w:lang w:val="en-US"/>
+        </w:rPr>
+        <w:t>Waterkracht</w:t>
+      </w:r>
+      <w:proofErr w:type="spellEnd"/>
+      <w:r>
+        <w:rPr>
+          <w:lang w:val="en-US"/>
+        </w:rPr>
+        <w:t xml:space="preserve"> and other </w:t>
+      </w:r>
+      <w:proofErr w:type="gramStart"/>
+      <w:r>
+        <w:rPr>
+          <w:lang w:val="en-US"/>
+        </w:rPr>
+        <w:t>SME’s</w:t>
+      </w:r>
+      <w:proofErr w:type="gramEnd"/>
+      <w:r>
+        <w:rPr>
+          <w:lang w:val="en-US"/>
+        </w:rPr>
+        <w:t xml:space="preserve"> in the same sector can use AI for in their businesses.</w:t>
+      </w:r>
+    </w:p>
+    <w:p>
+      <w:pPr>
+        <w:rPr>
+          <w:lang w:val="en-US"/>
+        </w:rPr>
+      </w:pPr>
+    </w:p>
+    <w:p>
+      <w:pPr>
+        <w:pStyle w:val="Heading2"/>
+        <w:rPr>
+          <w:lang w:val="en-US"/>
+        </w:rPr>
+      </w:pPr>
+      <w:r>
+        <w:rPr>
+          <w:lang w:val="en-US"/>
+        </w:rPr>
+        <w:t>What did I contribute to it?</w:t>
+      </w:r>
+    </w:p>
+    <w:p>
+      <w:pPr>
+        <w:rPr>
+          <w:lang w:val="en-US"/>
+        </w:rPr>
+      </w:pPr>
+      <w:r>
+        <w:rPr>
+          <w:lang w:val="en-US"/>
+        </w:rPr>
+        <w:t>I gave my opinions on how the AI model could be improved and what we could change to make it work better. I also helped with improving the interview guide by reading through it and giving feedback/changing things.</w:t>
+      </w:r>
+    </w:p>
+    <w:p>
+      <w:pPr>
+        <w:rPr>
+          <w:lang w:val="en-US"/>
+        </w:rPr>
+      </w:pPr>
+    </w:p>
+    <w:p>
+      <w:pPr>
+        <w:pStyle w:val="Heading2"/>
+        <w:rPr>
+          <w:lang w:val="en-US"/>
+        </w:rPr>
+      </w:pPr>
+      <w:r>
+        <w:rPr>
+          <w:lang w:val="en-US"/>
+        </w:rPr>
+        <w:t>What did the gates ask, and what did we change?</w:t>
+      </w:r>
+    </w:p>
+    <w:p>
+      <w:pPr>
+        <w:rPr>
+          <w:lang w:val="en-US"/>
+        </w:rPr>
+      </w:pPr>
+      <w:r>
+        <w:rPr>
+          <w:lang w:val="en-US"/>
+        </w:rPr>
+        <w:t>Since we did not hand-in anything last week, we did not have any feedback to implement.</w:t>
+      </w:r>
+    </w:p>
+    <w:p>
+      <w:pPr>
+        <w:rPr>
+          <w:lang w:val="en-US"/>
+        </w:rPr>
+      </w:pPr>
+    </w:p>
+    <w:p>
+      <w:pPr>
+        <w:pStyle w:val="Heading2"/>
+        <w:rPr>
+          <w:lang w:val="en-US"/>
+        </w:rPr>
+      </w:pPr>
+      <w:r>
+        <w:rPr>
+          <w:lang w:val="en-US"/>
+        </w:rPr>
+        <w:t>What did my build role produce?</w:t>
+      </w:r>
+    </w:p>
+    <w:p>
+      <w:pPr>
+        <w:rPr>
+          <w:lang w:val="en-US"/>
+        </w:rPr>
+      </w:pPr>
+      <w:r>
+        <w:rPr>
+          <w:lang w:val="en-US"/>
+        </w:rPr>
+        <w:t>As a deployer, I mainly focused on helping the improve the AI model and the interview guide. I also read through the two handbooks we made this week and gave my opinion on things that could be changed</w:t>
+      </w:r>
+      <w:r>
+        <w:rPr>
+          <w:lang w:val="en-US"/>
+        </w:rPr>
+        <w:t>.</w:t>
       </w:r>
     </w:p>
     <w:sectPr>
